--- a/tillsyn/A 24530-2025 tillsynsbegäran.docx
+++ b/tillsyn/A 24530-2025 tillsynsbegäran.docx
@@ -708,7 +708,7 @@
     <w:r>
       <w:tab/>
       <w:tab/>
-      <w:t>2026-06-18</w:t>
+      <w:t>2026-06-19</w:t>
       <w:br/>
       <w:br/>
     </w:r>

--- a/tillsyn/A 24530-2025 tillsynsbegäran.docx
+++ b/tillsyn/A 24530-2025 tillsynsbegäran.docx
@@ -708,7 +708,7 @@
     <w:r>
       <w:tab/>
       <w:tab/>
-      <w:t>2026-06-19</w:t>
+      <w:t>2026-06-20</w:t>
       <w:br/>
       <w:br/>
     </w:r>

--- a/tillsyn/A 24530-2025 tillsynsbegäran.docx
+++ b/tillsyn/A 24530-2025 tillsynsbegäran.docx
@@ -12,10 +12,7 @@
     </w:p>
     <w:p>
       <w:r>
-        <w:t>Detta dokument behandlar höga naturvärden i avverkningsanmälan A 24530-2025 i Sollefteå kommun som inkom 2025-05-21 och omfattar 1,9 ha.</w:t>
-      </w:r>
-      <w:r>
-        <w:t xml:space="preserve"> I Figur 1 visas fyndplatser för naturvårdsarter i området, som finns registrerade på Artportalen.</w:t>
+        <w:t>Denna tillsynsbegäran behandlar höga naturvärden i avverkningsanmälan A 24530-2025 i Sollefteå kommun som inkom 2025-05-21 och omfattar 1,9 ha.</w:t>
       </w:r>
     </w:p>
     <w:p>
@@ -63,7 +60,20 @@
         <w:spacing w:after="240"/>
       </w:pPr>
       <w:r>
-        <w:t>Figur 1. Fyndplatser för naturvårdsarter i och inom 19 meter från avverkningsanmälan (röd linje). Inom parentes anges rödlistekategorier, S för signalarter, Tför typiska arter och fridlysningsparagrafer i artskyddsförordningen.Markörer utan svart kant är placerade på fyndplatsen. Markörer med svart kant är placerade vid sidan av fyndplatsen och har ett svart streck som visar fyndplatsens exakta position. Kartans mittpunktskoordinat är N 7029918, E 578006 i SWEREF 99 TM.</w:t>
+        <w:t>Figur 1. Fyndplatser för naturvårdsarter i och inom 19 meter från avverkningsanmälan. Markörer utan svart kant är placerade på fyndplatsen. Markörer med svart kant är placerade vid sidan av fyndplatsen har ett svart streck som visar fyndplatsens exakta position. Kartans mittpunktskoordinat är N 7029918, E 578006 i SWEREF 99 TM.</w:t>
+      </w:r>
+    </w:p>
+    <w:p>
+      <w:r>
+        <w:t>I och inom 19 meter från avverkningsanmälan finns fynd av 6 naturvårdsarter, varav 1 är rödlistad, 6 är typiska (T) och 2 är signalarter (S): myskmåra (NT, T), dvärghäxört (S, T), svart trolldruva (S, T), linnea (T), nordisk stormhatt (T) och ormbär (T). Se Figur 1.</w:t>
+      </w:r>
+    </w:p>
+    <w:p>
+      <w:pPr>
+        <w:pStyle w:val="Heading1"/>
+      </w:pPr>
+      <w:r>
+        <w:t>Tillsynsbegäran</w:t>
       </w:r>
     </w:p>
     <w:p>
@@ -82,26 +92,36 @@
       </w:r>
     </w:p>
     <w:p>
-      <w:r>
-        <w:t>Nedan beskrivs fynd av naturvårdsarter som gjorts i det avverkningsanmälda området.</w:t>
-      </w:r>
-    </w:p>
-    <w:p>
       <w:pPr>
         <w:pStyle w:val="Heading1"/>
       </w:pPr>
       <w:r>
-        <w:t>Naturvårdsarter</w:t>
+        <w:t>Naturvårdsarter och fridlysta arter</w:t>
       </w:r>
     </w:p>
     <w:p>
       <w:r>
-        <w:t>I och inom 19 meter från avverkningsanmälan har följande 6 naturvårdsarter hittats: myskmåra (NT, T), dvärghäxört (S, T), svart trolldruva (S, T), linnea (T), nordisk stormhatt (T) och ormbär (T). Av dessa är 1 rödlistade. För rödlistade arter har rödlistekategorin angivits inom parentes. Arter som är signalarter enligt Skogsstyrelsen har markerats med (S). Typiska arter inom Natura 2000 som är kopplade till skogsekosystem har markerats med (T).</w:t>
+        <w:t>Nedan följer beskrivningar av de naturvårdsarter och fridlysta arter som har sina livsmiljöer och växtplatser i den avverkningsanmälda skogen. De påträffade naturvårdsarterna är ett tydligt kvitto på att det rör sig om en skog med höga naturvärden.</w:t>
       </w:r>
     </w:p>
     <w:p>
       <w:r>
-        <w:t>De påträffade naturvårdsarterna är ett tydligt kvitto på att det rör sig om en skog med höga naturvärden.</w:t>
+        <w:rPr>
+          <w:b/>
+        </w:rPr>
+        <w:t>Myskmåra (NT)</w:t>
+      </w:r>
+      <w:r>
+        <w:t xml:space="preserve"> förekommer både i granskog, blandskog och lövskog med en stark förkärlek till blockig skogsmark vid berg och raviner. Arten minskar på grund av att skogar som tidigare sparades nu avverkas och få lokaler har ett verkningsfullt skydd. Den sprids inte så lätt till nya lokaler och missgynnas av alltför omfattande skogliga ingrepp. Myskmåra är typisk art för </w:t>
+      </w:r>
+      <w:r>
+        <w:rPr>
+          <w:i/>
+        </w:rPr>
+        <w:t>9050 Näringsrik granskog</w:t>
+      </w:r>
+      <w:r>
+        <w:t xml:space="preserve"> (SLU Artdatabanken, 2024).</w:t>
       </w:r>
     </w:p>
     <w:p>
@@ -129,6 +149,44 @@
         <w:rPr>
           <w:b/>
         </w:rPr>
+        <w:t>Svart trolldruva</w:t>
+      </w:r>
+      <w:r>
+        <w:t xml:space="preserve"> är en kalkgynnad växt som förekommer på näringsrik frisk mulljord i såväl bördiga kalkbarrskogar som sydliga kalklövskogar och lundar. Arten är en bra signalart för skyddsvärda biotoper i såväl löv- som barrskogar och tål inte slutavverkning och markberedning. Trolldruva är värdväxt för ett antal sällsynta fjärilsarter som ställer höga krav på sina livsmiljöer, däribland trolldruvemätare (EN), skuggmalmätare (VU) och trolldruvelobmätare (VU). Svart trolldruva är typisk art för </w:t>
+      </w:r>
+      <w:r>
+        <w:rPr>
+          <w:i/>
+        </w:rPr>
+        <w:t>9050 Näringsrik granskog,</w:t>
+      </w:r>
+      <w:r>
+        <w:t xml:space="preserve"> </w:t>
+      </w:r>
+      <w:r>
+        <w:rPr>
+          <w:i/>
+        </w:rPr>
+        <w:t xml:space="preserve">9020 Nordlig ädellövskog, 9160 Näringsrik ekskog, 9180 Ädellövskog i branter </w:t>
+      </w:r>
+      <w:r>
+        <w:t>och</w:t>
+      </w:r>
+      <w:r>
+        <w:rPr>
+          <w:i/>
+        </w:rPr>
+        <w:t xml:space="preserve"> 1610 Åsöar i Östersjön</w:t>
+      </w:r>
+      <w:r>
+        <w:t xml:space="preserve"> (SLU Artdatabanken, 2024; Nitare &amp; Skogsstyrelsen, 2019).</w:t>
+      </w:r>
+    </w:p>
+    <w:p>
+      <w:r>
+        <w:rPr>
+          <w:b/>
+        </w:rPr>
         <w:t xml:space="preserve">Linnea </w:t>
       </w:r>
       <w:r>
@@ -142,26 +200,6 @@
       </w:r>
       <w:r>
         <w:t>. På linnea kan man hitta sporsäcksvampen linnealudd (SLU Artdatabanken, 2025).</w:t>
-      </w:r>
-    </w:p>
-    <w:p>
-      <w:r>
-        <w:rPr>
-          <w:b/>
-        </w:rPr>
-        <w:t>Myskmåra (NT)</w:t>
-      </w:r>
-      <w:r>
-        <w:t xml:space="preserve"> förekommer både i granskog, blandskog och lövskog med en stark förkärlek till blockig skogsmark vid berg och raviner. Arten minskar på grund av att skogar som tidigare sparades nu avverkas och få lokaler har ett verkningsfullt skydd. Den sprids inte så lätt till nya lokaler och missgynnas av alltför omfattande skogliga ingrepp. Myskmåra är typisk art för </w:t>
-      </w:r>
-      <w:r>
-        <w:rPr>
-          <w:i/>
-        </w:rPr>
-        <w:t>9050 Näringsrik granskog</w:t>
-      </w:r>
-      <w:r>
-        <w:t xml:space="preserve"> (SLU Artdatabanken, 2024).</w:t>
       </w:r>
     </w:p>
     <w:p>
@@ -220,44 +258,6 @@
       </w:r>
       <w:r>
         <w:t>(SLU Artdatabanken, 2025).</w:t>
-      </w:r>
-    </w:p>
-    <w:p>
-      <w:r>
-        <w:rPr>
-          <w:b/>
-        </w:rPr>
-        <w:t>Svart trolldruva</w:t>
-      </w:r>
-      <w:r>
-        <w:t xml:space="preserve"> är en kalkgynnad växt som förekommer på näringsrik frisk mulljord i såväl bördiga kalkbarrskogar som sydliga kalklövskogar och lundar. Arten är en bra signalart för skyddsvärda biotoper i såväl löv- som barrskogar och tål inte slutavverkning och markberedning. Trolldruva är värdväxt för ett antal sällsynta fjärilsarter som ställer höga krav på sina livsmiljöer, däribland trolldruvemätare (EN), skuggmalmätare (VU) och trolldruvelobmätare (VU). Svart trolldruva är typisk art för </w:t>
-      </w:r>
-      <w:r>
-        <w:rPr>
-          <w:i/>
-        </w:rPr>
-        <w:t>9050 Näringsrik granskog,</w:t>
-      </w:r>
-      <w:r>
-        <w:t xml:space="preserve"> </w:t>
-      </w:r>
-      <w:r>
-        <w:rPr>
-          <w:i/>
-        </w:rPr>
-        <w:t xml:space="preserve">9020 Nordlig ädellövskog, 9160 Näringsrik ekskog, 9180 Ädellövskog i branter </w:t>
-      </w:r>
-      <w:r>
-        <w:t>och</w:t>
-      </w:r>
-      <w:r>
-        <w:rPr>
-          <w:i/>
-        </w:rPr>
-        <w:t xml:space="preserve"> 1610 Åsöar i Östersjön</w:t>
-      </w:r>
-      <w:r>
-        <w:t xml:space="preserve"> (SLU Artdatabanken, 2024; Nitare &amp; Skogsstyrelsen, 2019).</w:t>
       </w:r>
     </w:p>
     <w:p>
@@ -708,7 +708,7 @@
     <w:r>
       <w:tab/>
       <w:tab/>
-      <w:t>2026-06-20</w:t>
+      <w:t>2026-06-21</w:t>
       <w:br/>
       <w:br/>
     </w:r>

--- a/tillsyn/A 24530-2025 tillsynsbegäran.docx
+++ b/tillsyn/A 24530-2025 tillsynsbegäran.docx
@@ -708,7 +708,7 @@
     <w:r>
       <w:tab/>
       <w:tab/>
-      <w:t>2026-06-21</w:t>
+      <w:t>2026-06-22</w:t>
       <w:br/>
       <w:br/>
     </w:r>

--- a/tillsyn/A 24530-2025 tillsynsbegäran.docx
+++ b/tillsyn/A 24530-2025 tillsynsbegäran.docx
@@ -708,7 +708,7 @@
     <w:r>
       <w:tab/>
       <w:tab/>
-      <w:t>2026-06-22</w:t>
+      <w:t>2026-06-23</w:t>
       <w:br/>
       <w:br/>
     </w:r>

--- a/tillsyn/A 24530-2025 tillsynsbegäran.docx
+++ b/tillsyn/A 24530-2025 tillsynsbegäran.docx
@@ -708,7 +708,7 @@
     <w:r>
       <w:tab/>
       <w:tab/>
-      <w:t>2026-06-23</w:t>
+      <w:t>2026-06-24</w:t>
       <w:br/>
       <w:br/>
     </w:r>

--- a/tillsyn/A 24530-2025 tillsynsbegäran.docx
+++ b/tillsyn/A 24530-2025 tillsynsbegäran.docx
@@ -708,7 +708,7 @@
     <w:r>
       <w:tab/>
       <w:tab/>
-      <w:t>2026-06-24</w:t>
+      <w:t>2026-06-25</w:t>
       <w:br/>
       <w:br/>
     </w:r>

--- a/tillsyn/A 24530-2025 tillsynsbegäran.docx
+++ b/tillsyn/A 24530-2025 tillsynsbegäran.docx
@@ -708,7 +708,7 @@
     <w:r>
       <w:tab/>
       <w:tab/>
-      <w:t>2026-06-25</w:t>
+      <w:t>2026-06-26</w:t>
       <w:br/>
       <w:br/>
     </w:r>

--- a/tillsyn/A 24530-2025 tillsynsbegäran.docx
+++ b/tillsyn/A 24530-2025 tillsynsbegäran.docx
@@ -708,7 +708,7 @@
     <w:r>
       <w:tab/>
       <w:tab/>
-      <w:t>2026-06-26</w:t>
+      <w:t>2026-06-27</w:t>
       <w:br/>
       <w:br/>
     </w:r>

--- a/tillsyn/A 24530-2025 tillsynsbegäran.docx
+++ b/tillsyn/A 24530-2025 tillsynsbegäran.docx
@@ -708,7 +708,7 @@
     <w:r>
       <w:tab/>
       <w:tab/>
-      <w:t>2026-06-27</w:t>
+      <w:t>2026-06-28</w:t>
       <w:br/>
       <w:br/>
     </w:r>

--- a/tillsyn/A 24530-2025 tillsynsbegäran.docx
+++ b/tillsyn/A 24530-2025 tillsynsbegäran.docx
@@ -708,7 +708,7 @@
     <w:r>
       <w:tab/>
       <w:tab/>
-      <w:t>2026-06-28</w:t>
+      <w:t>2026-06-29</w:t>
       <w:br/>
       <w:br/>
     </w:r>

--- a/tillsyn/A 24530-2025 tillsynsbegäran.docx
+++ b/tillsyn/A 24530-2025 tillsynsbegäran.docx
@@ -708,7 +708,7 @@
     <w:r>
       <w:tab/>
       <w:tab/>
-      <w:t>2026-06-29</w:t>
+      <w:t>2026-06-30</w:t>
       <w:br/>
       <w:br/>
     </w:r>

--- a/tillsyn/A 24530-2025 tillsynsbegäran.docx
+++ b/tillsyn/A 24530-2025 tillsynsbegäran.docx
@@ -708,7 +708,7 @@
     <w:r>
       <w:tab/>
       <w:tab/>
-      <w:t>2026-06-30</w:t>
+      <w:t>2026-07-01</w:t>
       <w:br/>
       <w:br/>
     </w:r>

--- a/tillsyn/A 24530-2025 tillsynsbegäran.docx
+++ b/tillsyn/A 24530-2025 tillsynsbegäran.docx
@@ -708,7 +708,7 @@
     <w:r>
       <w:tab/>
       <w:tab/>
-      <w:t>2026-07-13</w:t>
+      <w:t>2026-07-14</w:t>
       <w:br/>
       <w:br/>
     </w:r>

--- a/tillsyn/A 24530-2025 tillsynsbegäran.docx
+++ b/tillsyn/A 24530-2025 tillsynsbegäran.docx
@@ -708,7 +708,7 @@
     <w:r>
       <w:tab/>
       <w:tab/>
-      <w:t>2026-07-14</w:t>
+      <w:t>2026-07-15</w:t>
       <w:br/>
       <w:br/>
     </w:r>

--- a/tillsyn/A 24530-2025 tillsynsbegäran.docx
+++ b/tillsyn/A 24530-2025 tillsynsbegäran.docx
@@ -708,7 +708,7 @@
     <w:r>
       <w:tab/>
       <w:tab/>
-      <w:t>2026-07-15</w:t>
+      <w:t>2026-07-16</w:t>
       <w:br/>
       <w:br/>
     </w:r>

--- a/tillsyn/A 24530-2025 tillsynsbegäran.docx
+++ b/tillsyn/A 24530-2025 tillsynsbegäran.docx
@@ -708,7 +708,7 @@
     <w:r>
       <w:tab/>
       <w:tab/>
-      <w:t>2026-07-16</w:t>
+      <w:t>2026-07-17</w:t>
       <w:br/>
       <w:br/>
     </w:r>

--- a/tillsyn/A 24530-2025 tillsynsbegäran.docx
+++ b/tillsyn/A 24530-2025 tillsynsbegäran.docx
@@ -708,7 +708,7 @@
     <w:r>
       <w:tab/>
       <w:tab/>
-      <w:t>2026-07-17</w:t>
+      <w:t>2026-07-18</w:t>
       <w:br/>
       <w:br/>
     </w:r>

--- a/tillsyn/A 24530-2025 tillsynsbegäran.docx
+++ b/tillsyn/A 24530-2025 tillsynsbegäran.docx
@@ -708,7 +708,7 @@
     <w:r>
       <w:tab/>
       <w:tab/>
-      <w:t>2026-07-18</w:t>
+      <w:t>2026-07-19</w:t>
       <w:br/>
       <w:br/>
     </w:r>

--- a/tillsyn/A 24530-2025 tillsynsbegäran.docx
+++ b/tillsyn/A 24530-2025 tillsynsbegäran.docx
@@ -708,7 +708,7 @@
     <w:r>
       <w:tab/>
       <w:tab/>
-      <w:t>2026-07-19</w:t>
+      <w:t>2026-07-20</w:t>
       <w:br/>
       <w:br/>
     </w:r>

--- a/tillsyn/A 24530-2025 tillsynsbegäran.docx
+++ b/tillsyn/A 24530-2025 tillsynsbegäran.docx
@@ -708,7 +708,7 @@
     <w:r>
       <w:tab/>
       <w:tab/>
-      <w:t>2026-07-20</w:t>
+      <w:t>2026-07-21</w:t>
       <w:br/>
       <w:br/>
     </w:r>

--- a/tillsyn/A 24530-2025 tillsynsbegäran.docx
+++ b/tillsyn/A 24530-2025 tillsynsbegäran.docx
@@ -708,7 +708,7 @@
     <w:r>
       <w:tab/>
       <w:tab/>
-      <w:t>2026-07-21</w:t>
+      <w:t>2026-07-22</w:t>
       <w:br/>
       <w:br/>
     </w:r>

--- a/tillsyn/A 24530-2025 tillsynsbegäran.docx
+++ b/tillsyn/A 24530-2025 tillsynsbegäran.docx
@@ -708,7 +708,7 @@
     <w:r>
       <w:tab/>
       <w:tab/>
-      <w:t>2026-07-22</w:t>
+      <w:t>2026-07-23</w:t>
       <w:br/>
       <w:br/>
     </w:r>

--- a/tillsyn/A 24530-2025 tillsynsbegäran.docx
+++ b/tillsyn/A 24530-2025 tillsynsbegäran.docx
@@ -708,7 +708,7 @@
     <w:r>
       <w:tab/>
       <w:tab/>
-      <w:t>2026-07-23</w:t>
+      <w:t>2026-07-24</w:t>
       <w:br/>
       <w:br/>
     </w:r>

--- a/tillsyn/A 24530-2025 tillsynsbegäran.docx
+++ b/tillsyn/A 24530-2025 tillsynsbegäran.docx
@@ -708,7 +708,7 @@
     <w:r>
       <w:tab/>
       <w:tab/>
-      <w:t>2026-07-24</w:t>
+      <w:t>2026-07-25</w:t>
       <w:br/>
       <w:br/>
     </w:r>

--- a/tillsyn/A 24530-2025 tillsynsbegäran.docx
+++ b/tillsyn/A 24530-2025 tillsynsbegäran.docx
@@ -708,7 +708,7 @@
     <w:r>
       <w:tab/>
       <w:tab/>
-      <w:t>2026-07-25</w:t>
+      <w:t>2026-07-26</w:t>
       <w:br/>
       <w:br/>
     </w:r>

--- a/tillsyn/A 24530-2025 tillsynsbegäran.docx
+++ b/tillsyn/A 24530-2025 tillsynsbegäran.docx
@@ -708,7 +708,7 @@
     <w:r>
       <w:tab/>
       <w:tab/>
-      <w:t>2026-07-26</w:t>
+      <w:t>2026-07-27</w:t>
       <w:br/>
       <w:br/>
     </w:r>

--- a/tillsyn/A 24530-2025 tillsynsbegäran.docx
+++ b/tillsyn/A 24530-2025 tillsynsbegäran.docx
@@ -708,7 +708,7 @@
     <w:r>
       <w:tab/>
       <w:tab/>
-      <w:t>2026-07-27</w:t>
+      <w:t>2026-07-28</w:t>
       <w:br/>
       <w:br/>
     </w:r>

--- a/tillsyn/A 24530-2025 tillsynsbegäran.docx
+++ b/tillsyn/A 24530-2025 tillsynsbegäran.docx
@@ -708,7 +708,7 @@
     <w:r>
       <w:tab/>
       <w:tab/>
-      <w:t>2026-07-28</w:t>
+      <w:t>2026-07-29</w:t>
       <w:br/>
       <w:br/>
     </w:r>

--- a/tillsyn/A 24530-2025 tillsynsbegäran.docx
+++ b/tillsyn/A 24530-2025 tillsynsbegäran.docx
@@ -708,7 +708,7 @@
     <w:r>
       <w:tab/>
       <w:tab/>
-      <w:t>2026-07-29</w:t>
+      <w:t>2026-07-30</w:t>
       <w:br/>
       <w:br/>
     </w:r>

--- a/tillsyn/A 24530-2025 tillsynsbegäran.docx
+++ b/tillsyn/A 24530-2025 tillsynsbegäran.docx
@@ -708,7 +708,7 @@
     <w:r>
       <w:tab/>
       <w:tab/>
-      <w:t>2026-07-30</w:t>
+      <w:t>2026-07-31</w:t>
       <w:br/>
       <w:br/>
     </w:r>

--- a/tillsyn/A 24530-2025 tillsynsbegäran.docx
+++ b/tillsyn/A 24530-2025 tillsynsbegäran.docx
@@ -708,7 +708,7 @@
     <w:r>
       <w:tab/>
       <w:tab/>
-      <w:t>2026-07-31</w:t>
+      <w:t>2026-08-01</w:t>
       <w:br/>
       <w:br/>
     </w:r>

--- a/tillsyn/A 24530-2025 tillsynsbegäran.docx
+++ b/tillsyn/A 24530-2025 tillsynsbegäran.docx
@@ -708,7 +708,7 @@
     <w:r>
       <w:tab/>
       <w:tab/>
-      <w:t>2026-08-01</w:t>
+      <w:t>2026-08-02</w:t>
       <w:br/>
       <w:br/>
     </w:r>

--- a/tillsyn/A 24530-2025 tillsynsbegäran.docx
+++ b/tillsyn/A 24530-2025 tillsynsbegäran.docx
@@ -708,7 +708,7 @@
     <w:r>
       <w:tab/>
       <w:tab/>
-      <w:t>2026-08-02</w:t>
+      <w:t>2026-08-03</w:t>
       <w:br/>
       <w:br/>
     </w:r>

--- a/tillsyn/A 24530-2025 tillsynsbegäran.docx
+++ b/tillsyn/A 24530-2025 tillsynsbegäran.docx
@@ -708,7 +708,7 @@
     <w:r>
       <w:tab/>
       <w:tab/>
-      <w:t>2026-08-03</w:t>
+      <w:t>2026-08-05</w:t>
       <w:br/>
       <w:br/>
     </w:r>

--- a/tillsyn/A 24530-2025 tillsynsbegäran.docx
+++ b/tillsyn/A 24530-2025 tillsynsbegäran.docx
@@ -708,7 +708,7 @@
     <w:r>
       <w:tab/>
       <w:tab/>
-      <w:t>2026-08-05</w:t>
+      <w:t>2026-08-07</w:t>
       <w:br/>
       <w:br/>
     </w:r>

--- a/tillsyn/A 24530-2025 tillsynsbegäran.docx
+++ b/tillsyn/A 24530-2025 tillsynsbegäran.docx
@@ -708,7 +708,7 @@
     <w:r>
       <w:tab/>
       <w:tab/>
-      <w:t>2026-08-07</w:t>
+      <w:t>2026-08-08</w:t>
       <w:br/>
       <w:br/>
     </w:r>

--- a/tillsyn/A 24530-2025 tillsynsbegäran.docx
+++ b/tillsyn/A 24530-2025 tillsynsbegäran.docx
@@ -60,7 +60,7 @@
         <w:spacing w:after="240"/>
       </w:pPr>
       <w:r>
-        <w:t>Figur 1. Fyndplatser för naturvårdsarter i och inom 19 meter från avverkningsanmälan. Markörer utan svart kant är placerade på fyndplatsen. Markörer med svart kant är placerade vid sidan av fyndplatsen har ett svart streck som visar fyndplatsens exakta position. Kartans mittpunktskoordinat är N 7029918, E 578006 i SWEREF 99 TM.</w:t>
+        <w:t>Figur 1. Fyndplatser för naturvårdsarter i och inom 19 meter från avverkningsanmälan. Markörer utan svart kant är placerade på fyndplatsen. Markörer med svart kant är placerade vid sidan av fyndplatsen och har ett svart streck som visar fyndplatsens exakta position. Kartans mittpunktskoordinat är N 7029918, E 578006 i SWEREF 99 TM.</w:t>
       </w:r>
     </w:p>
     <w:p>
@@ -708,7 +708,7 @@
     <w:r>
       <w:tab/>
       <w:tab/>
-      <w:t>2026-08-14</w:t>
+      <w:t>2026-08-15</w:t>
       <w:br/>
       <w:br/>
     </w:r>

--- a/tillsyn/A 24530-2025 tillsynsbegäran.docx
+++ b/tillsyn/A 24530-2025 tillsynsbegäran.docx
@@ -708,7 +708,7 @@
     <w:r>
       <w:tab/>
       <w:tab/>
-      <w:t>2026-08-15</w:t>
+      <w:t>2026-08-16</w:t>
       <w:br/>
       <w:br/>
     </w:r>

--- a/tillsyn/A 24530-2025 tillsynsbegäran.docx
+++ b/tillsyn/A 24530-2025 tillsynsbegäran.docx
@@ -708,7 +708,7 @@
     <w:r>
       <w:tab/>
       <w:tab/>
-      <w:t>2026-08-16</w:t>
+      <w:t>2026-08-17</w:t>
       <w:br/>
       <w:br/>
     </w:r>

--- a/tillsyn/A 24530-2025 tillsynsbegäran.docx
+++ b/tillsyn/A 24530-2025 tillsynsbegäran.docx
@@ -708,7 +708,7 @@
     <w:r>
       <w:tab/>
       <w:tab/>
-      <w:t>2026-08-17</w:t>
+      <w:t>2026-08-18</w:t>
       <w:br/>
       <w:br/>
     </w:r>

--- a/tillsyn/A 24530-2025 tillsynsbegäran.docx
+++ b/tillsyn/A 24530-2025 tillsynsbegäran.docx
@@ -708,7 +708,7 @@
     <w:r>
       <w:tab/>
       <w:tab/>
-      <w:t>2026-08-18</w:t>
+      <w:t>2026-08-19</w:t>
       <w:br/>
       <w:br/>
     </w:r>

--- a/tillsyn/A 24530-2025 tillsynsbegäran.docx
+++ b/tillsyn/A 24530-2025 tillsynsbegäran.docx
@@ -708,7 +708,7 @@
     <w:r>
       <w:tab/>
       <w:tab/>
-      <w:t>2026-08-19</w:t>
+      <w:t>2026-08-20</w:t>
       <w:br/>
       <w:br/>
     </w:r>

--- a/tillsyn/A 24530-2025 tillsynsbegäran.docx
+++ b/tillsyn/A 24530-2025 tillsynsbegäran.docx
@@ -708,7 +708,7 @@
     <w:r>
       <w:tab/>
       <w:tab/>
-      <w:t>2026-08-20</w:t>
+      <w:t>2026-08-21</w:t>
       <w:br/>
       <w:br/>
     </w:r>

--- a/tillsyn/A 24530-2025 tillsynsbegäran.docx
+++ b/tillsyn/A 24530-2025 tillsynsbegäran.docx
@@ -708,7 +708,7 @@
     <w:r>
       <w:tab/>
       <w:tab/>
-      <w:t>2026-08-21</w:t>
+      <w:t>2026-08-22</w:t>
       <w:br/>
       <w:br/>
     </w:r>

--- a/tillsyn/A 24530-2025 tillsynsbegäran.docx
+++ b/tillsyn/A 24530-2025 tillsynsbegäran.docx
@@ -708,7 +708,7 @@
     <w:r>
       <w:tab/>
       <w:tab/>
-      <w:t>2026-08-22</w:t>
+      <w:t>2026-08-23</w:t>
       <w:br/>
       <w:br/>
     </w:r>

--- a/tillsyn/A 24530-2025 tillsynsbegäran.docx
+++ b/tillsyn/A 24530-2025 tillsynsbegäran.docx
@@ -708,7 +708,7 @@
     <w:r>
       <w:tab/>
       <w:tab/>
-      <w:t>2026-08-23</w:t>
+      <w:t>2026-08-24</w:t>
       <w:br/>
       <w:br/>
     </w:r>

--- a/tillsyn/A 24530-2025 tillsynsbegäran.docx
+++ b/tillsyn/A 24530-2025 tillsynsbegäran.docx
@@ -708,7 +708,7 @@
     <w:r>
       <w:tab/>
       <w:tab/>
-      <w:t>2026-08-24</w:t>
+      <w:t>2026-08-25</w:t>
       <w:br/>
       <w:br/>
     </w:r>

--- a/tillsyn/A 24530-2025 tillsynsbegäran.docx
+++ b/tillsyn/A 24530-2025 tillsynsbegäran.docx
@@ -708,7 +708,7 @@
     <w:r>
       <w:tab/>
       <w:tab/>
-      <w:t>2026-08-25</w:t>
+      <w:t>2026-08-26</w:t>
       <w:br/>
       <w:br/>
     </w:r>

--- a/tillsyn/A 24530-2025 tillsynsbegäran.docx
+++ b/tillsyn/A 24530-2025 tillsynsbegäran.docx
@@ -708,7 +708,7 @@
     <w:r>
       <w:tab/>
       <w:tab/>
-      <w:t>2026-08-26</w:t>
+      <w:t>2026-08-27</w:t>
       <w:br/>
       <w:br/>
     </w:r>

--- a/tillsyn/A 24530-2025 tillsynsbegäran.docx
+++ b/tillsyn/A 24530-2025 tillsynsbegäran.docx
@@ -708,7 +708,7 @@
     <w:r>
       <w:tab/>
       <w:tab/>
-      <w:t>2026-08-27</w:t>
+      <w:t>2026-08-28</w:t>
       <w:br/>
       <w:br/>
     </w:r>

--- a/tillsyn/A 24530-2025 tillsynsbegäran.docx
+++ b/tillsyn/A 24530-2025 tillsynsbegäran.docx
@@ -708,7 +708,7 @@
     <w:r>
       <w:tab/>
       <w:tab/>
-      <w:t>2026-08-28</w:t>
+      <w:t>2026-08-29</w:t>
       <w:br/>
       <w:br/>
     </w:r>

--- a/tillsyn/A 24530-2025 tillsynsbegäran.docx
+++ b/tillsyn/A 24530-2025 tillsynsbegäran.docx
@@ -708,7 +708,7 @@
     <w:r>
       <w:tab/>
       <w:tab/>
-      <w:t>2026-08-29</w:t>
+      <w:t>2026-08-31</w:t>
       <w:br/>
       <w:br/>
     </w:r>

--- a/tillsyn/A 24530-2025 tillsynsbegäran.docx
+++ b/tillsyn/A 24530-2025 tillsynsbegäran.docx
@@ -708,7 +708,7 @@
     <w:r>
       <w:tab/>
       <w:tab/>
-      <w:t>2026-08-31</w:t>
+      <w:t>2026-09-01</w:t>
       <w:br/>
       <w:br/>
     </w:r>

--- a/tillsyn/A 24530-2025 tillsynsbegäran.docx
+++ b/tillsyn/A 24530-2025 tillsynsbegäran.docx
@@ -708,7 +708,7 @@
     <w:r>
       <w:tab/>
       <w:tab/>
-      <w:t>2026-09-01</w:t>
+      <w:t>2026-09-02</w:t>
       <w:br/>
       <w:br/>
     </w:r>

--- a/tillsyn/A 24530-2025 tillsynsbegäran.docx
+++ b/tillsyn/A 24530-2025 tillsynsbegäran.docx
@@ -708,7 +708,7 @@
     <w:r>
       <w:tab/>
       <w:tab/>
-      <w:t>2026-09-02</w:t>
+      <w:t>2026-09-03</w:t>
       <w:br/>
       <w:br/>
     </w:r>

--- a/tillsyn/A 24530-2025 tillsynsbegäran.docx
+++ b/tillsyn/A 24530-2025 tillsynsbegäran.docx
@@ -708,7 +708,7 @@
     <w:r>
       <w:tab/>
       <w:tab/>
-      <w:t>2026-09-03</w:t>
+      <w:t>2026-09-04</w:t>
       <w:br/>
       <w:br/>
     </w:r>

--- a/tillsyn/A 24530-2025 tillsynsbegäran.docx
+++ b/tillsyn/A 24530-2025 tillsynsbegäran.docx
@@ -708,7 +708,7 @@
     <w:r>
       <w:tab/>
       <w:tab/>
-      <w:t>2026-09-04</w:t>
+      <w:t>2026-09-05</w:t>
       <w:br/>
       <w:br/>
     </w:r>

--- a/tillsyn/A 24530-2025 tillsynsbegäran.docx
+++ b/tillsyn/A 24530-2025 tillsynsbegäran.docx
@@ -708,7 +708,7 @@
     <w:r>
       <w:tab/>
       <w:tab/>
-      <w:t>2026-09-05</w:t>
+      <w:t>2026-09-06</w:t>
       <w:br/>
       <w:br/>
     </w:r>

--- a/tillsyn/A 24530-2025 tillsynsbegäran.docx
+++ b/tillsyn/A 24530-2025 tillsynsbegäran.docx
@@ -708,7 +708,7 @@
     <w:r>
       <w:tab/>
       <w:tab/>
-      <w:t>2026-09-06</w:t>
+      <w:t>2026-09-07</w:t>
       <w:br/>
       <w:br/>
     </w:r>

--- a/tillsyn/A 24530-2025 tillsynsbegäran.docx
+++ b/tillsyn/A 24530-2025 tillsynsbegäran.docx
@@ -708,7 +708,7 @@
     <w:r>
       <w:tab/>
       <w:tab/>
-      <w:t>2026-09-07</w:t>
+      <w:t>2026-09-08</w:t>
       <w:br/>
       <w:br/>
     </w:r>

--- a/tillsyn/A 24530-2025 tillsynsbegäran.docx
+++ b/tillsyn/A 24530-2025 tillsynsbegäran.docx
@@ -708,7 +708,7 @@
     <w:r>
       <w:tab/>
       <w:tab/>
-      <w:t>2026-09-08</w:t>
+      <w:t>2026-09-09</w:t>
       <w:br/>
       <w:br/>
     </w:r>

--- a/tillsyn/A 24530-2025 tillsynsbegäran.docx
+++ b/tillsyn/A 24530-2025 tillsynsbegäran.docx
@@ -708,7 +708,7 @@
     <w:r>
       <w:tab/>
       <w:tab/>
-      <w:t>2026-09-09</w:t>
+      <w:t>2026-09-10</w:t>
       <w:br/>
       <w:br/>
     </w:r>

--- a/tillsyn/A 24530-2025 tillsynsbegäran.docx
+++ b/tillsyn/A 24530-2025 tillsynsbegäran.docx
@@ -708,7 +708,7 @@
     <w:r>
       <w:tab/>
       <w:tab/>
-      <w:t>2026-09-10</w:t>
+      <w:t>2026-09-11</w:t>
       <w:br/>
       <w:br/>
     </w:r>

--- a/tillsyn/A 24530-2025 tillsynsbegäran.docx
+++ b/tillsyn/A 24530-2025 tillsynsbegäran.docx
@@ -708,7 +708,7 @@
     <w:r>
       <w:tab/>
       <w:tab/>
-      <w:t>2026-09-11</w:t>
+      <w:t>2026-09-12</w:t>
       <w:br/>
       <w:br/>
     </w:r>
